--- a/Rangkuman.docx
+++ b/Rangkuman.docx
@@ -5,6 +5,356 @@
     <w:p>
       <w:r>
         <w:t>1.Membuat data penjualan,master produk,data dashboard,rumus</w:t>
+      </w:r>
+    </w:p>
+    <w:p>
+      <w:r>
+        <w:t>2.isi semua datanya</w:t>
+      </w:r>
+    </w:p>
+    <w:p>
+      <w:r>
+        <w:t>3.didalam master produk pastikan adanya kode primarynya(primary key)</w:t>
+      </w:r>
+    </w:p>
+    <w:p>
+      <w:r>
+        <w:t>4.didata pennjualan dan master produk pilih semua data dan ctrl+</w:t>
+      </w:r>
+      <w:r>
+        <w:t>t</w:t>
+      </w:r>
+      <w:r>
+        <w:t xml:space="preserve"> </w:t>
+      </w:r>
+    </w:p>
+    <w:p>
+      <w:r>
+        <w:t>5.kasih nama tabelnya</w:t>
+      </w:r>
+      <w:r>
+        <w:t>.</w:t>
+      </w:r>
+    </w:p>
+    <w:p>
+      <w:r>
+        <w:t>6.rumus</w:t>
+      </w:r>
+      <w:r>
+        <w:t xml:space="preserve"> List</w:t>
+      </w:r>
+    </w:p>
+    <w:p>
+      <w:pPr>
+        <w:pStyle w:val="ListParagraph"/>
+        <w:numPr>
+          <w:ilvl w:val="0"/>
+          <w:numId w:val="1"/>
+        </w:numPr>
+      </w:pPr>
+      <w:r>
+        <w:drawing>
+          <wp:anchor distT="0" distB="0" distL="114300" distR="114300" simplePos="0" relativeHeight="251658240" behindDoc="0" locked="0" layoutInCell="1" allowOverlap="1" wp14:anchorId="38C58B95" wp14:editId="0270B63E">
+            <wp:simplePos x="0" y="0"/>
+            <wp:positionH relativeFrom="column">
+              <wp:posOffset>404202</wp:posOffset>
+            </wp:positionH>
+            <wp:positionV relativeFrom="paragraph">
+              <wp:posOffset>235976</wp:posOffset>
+            </wp:positionV>
+            <wp:extent cx="2990215" cy="813435"/>
+            <wp:effectExtent l="0" t="0" r="635" b="5715"/>
+            <wp:wrapSquare wrapText="bothSides"/>
+            <wp:docPr id="715911194" name="Picture 1"/>
+            <wp:cNvGraphicFramePr>
+              <a:graphicFrameLocks xmlns:a="http://schemas.openxmlformats.org/drawingml/2006/main" noChangeAspect="1"/>
+            </wp:cNvGraphicFramePr>
+            <a:graphic xmlns:a="http://schemas.openxmlformats.org/drawingml/2006/main">
+              <a:graphicData uri="http://schemas.openxmlformats.org/drawingml/2006/picture">
+                <pic:pic xmlns:pic="http://schemas.openxmlformats.org/drawingml/2006/picture">
+                  <pic:nvPicPr>
+                    <pic:cNvPr id="715911194" name=""/>
+                    <pic:cNvPicPr/>
+                  </pic:nvPicPr>
+                  <pic:blipFill>
+                    <a:blip r:embed="rId5" cstate="print">
+                      <a:extLst>
+                        <a:ext uri="{28A0092B-C50C-407E-A947-70E740481C1C}">
+                          <a14:useLocalDpi xmlns:a14="http://schemas.microsoft.com/office/drawing/2010/main" val="0"/>
+                        </a:ext>
+                      </a:extLst>
+                    </a:blip>
+                    <a:stretch>
+                      <a:fillRect/>
+                    </a:stretch>
+                  </pic:blipFill>
+                  <pic:spPr>
+                    <a:xfrm>
+                      <a:off x="0" y="0"/>
+                      <a:ext cx="2990215" cy="813435"/>
+                    </a:xfrm>
+                    <a:prstGeom prst="rect">
+                      <a:avLst/>
+                    </a:prstGeom>
+                  </pic:spPr>
+                </pic:pic>
+              </a:graphicData>
+            </a:graphic>
+          </wp:anchor>
+        </w:drawing>
+      </w:r>
+      <w:r>
+        <w:t xml:space="preserve">Ke Menu Data </w:t>
+      </w:r>
+      <w:r>
+        <w:sym w:font="Wingdings" w:char="F0E0"/>
+      </w:r>
+      <w:r>
+        <w:t xml:space="preserve"> allownya : List</w:t>
+      </w:r>
+      <w:r>
+        <w:t xml:space="preserve"> </w:t>
+      </w:r>
+      <w:r>
+        <w:sym w:font="Wingdings" w:char="F0E0"/>
+      </w:r>
+      <w:r>
+        <w:t>sourcenya =namatabel yang ada primary keynya</w:t>
+      </w:r>
+    </w:p>
+    <w:p>
+      <w:pPr>
+        <w:ind w:left="360"/>
+      </w:pPr>
+    </w:p>
+    <w:p>
+      <w:pPr>
+        <w:ind w:left="360"/>
+      </w:pPr>
+    </w:p>
+    <w:p/>
+    <w:p>
+      <w:r>
+        <w:t xml:space="preserve">7.Rumus </w:t>
+      </w:r>
+      <w:r>
+        <w:t xml:space="preserve">pada produk </w:t>
+      </w:r>
+      <w:r>
+        <w:t>XlookUp</w:t>
+      </w:r>
+    </w:p>
+    <w:p>
+      <w:pPr>
+        <w:pStyle w:val="ListParagraph"/>
+        <w:numPr>
+          <w:ilvl w:val="0"/>
+          <w:numId w:val="1"/>
+        </w:numPr>
+      </w:pPr>
+      <w:r>
+        <w:t>Di column Produk</w:t>
+      </w:r>
+    </w:p>
+    <w:p>
+      <w:pPr>
+        <w:pStyle w:val="ListParagraph"/>
+        <w:numPr>
+          <w:ilvl w:val="0"/>
+          <w:numId w:val="1"/>
+        </w:numPr>
+      </w:pPr>
+      <w:r>
+        <w:t>=XLOOKUP([@[Kode Produk]],tblProduk[Kode Produk],tblProduk[Produk],"")</w:t>
+      </w:r>
+    </w:p>
+    <w:p>
+      <w:pPr>
+        <w:pStyle w:val="ListParagraph"/>
+        <w:numPr>
+          <w:ilvl w:val="0"/>
+          <w:numId w:val="1"/>
+        </w:numPr>
+      </w:pPr>
+      <w:r>
+        <w:drawing>
+          <wp:inline distT="0" distB="0" distL="0" distR="0" wp14:anchorId="0F885372" wp14:editId="3290C88F">
+            <wp:extent cx="4245960" cy="536332"/>
+            <wp:effectExtent l="0" t="0" r="2540" b="0"/>
+            <wp:docPr id="254194291" name="Picture 1"/>
+            <wp:cNvGraphicFramePr>
+              <a:graphicFrameLocks xmlns:a="http://schemas.openxmlformats.org/drawingml/2006/main" noChangeAspect="1"/>
+            </wp:cNvGraphicFramePr>
+            <a:graphic xmlns:a="http://schemas.openxmlformats.org/drawingml/2006/main">
+              <a:graphicData uri="http://schemas.openxmlformats.org/drawingml/2006/picture">
+                <pic:pic xmlns:pic="http://schemas.openxmlformats.org/drawingml/2006/picture">
+                  <pic:nvPicPr>
+                    <pic:cNvPr id="254194291" name=""/>
+                    <pic:cNvPicPr/>
+                  </pic:nvPicPr>
+                  <pic:blipFill>
+                    <a:blip r:embed="rId6"/>
+                    <a:stretch>
+                      <a:fillRect/>
+                    </a:stretch>
+                  </pic:blipFill>
+                  <pic:spPr>
+                    <a:xfrm>
+                      <a:off x="0" y="0"/>
+                      <a:ext cx="4269640" cy="539323"/>
+                    </a:xfrm>
+                    <a:prstGeom prst="rect">
+                      <a:avLst/>
+                    </a:prstGeom>
+                  </pic:spPr>
+                </pic:pic>
+              </a:graphicData>
+            </a:graphic>
+          </wp:inline>
+        </w:drawing>
+      </w:r>
+    </w:p>
+    <w:p>
+      <w:pPr>
+        <w:pStyle w:val="ListParagraph"/>
+        <w:numPr>
+          <w:ilvl w:val="0"/>
+          <w:numId w:val="1"/>
+        </w:numPr>
+      </w:pPr>
+      <w:r>
+        <w:t>Di column Kategori</w:t>
+      </w:r>
+    </w:p>
+    <w:p>
+      <w:pPr>
+        <w:pStyle w:val="ListParagraph"/>
+        <w:numPr>
+          <w:ilvl w:val="0"/>
+          <w:numId w:val="1"/>
+        </w:numPr>
+      </w:pPr>
+      <w:r>
+        <w:t>=XLOOKUP([@[Kode Produk]],tblProduk[kode Produk],tblProduk[Kategori])</w:t>
+      </w:r>
+    </w:p>
+    <w:p>
+      <w:pPr>
+        <w:pStyle w:val="ListParagraph"/>
+        <w:numPr>
+          <w:ilvl w:val="0"/>
+          <w:numId w:val="1"/>
+        </w:numPr>
+      </w:pPr>
+      <w:r>
+        <w:drawing>
+          <wp:inline distT="0" distB="0" distL="0" distR="0" wp14:anchorId="7F729C6C" wp14:editId="53783AD7">
+            <wp:extent cx="4325080" cy="482074"/>
+            <wp:effectExtent l="0" t="0" r="0" b="0"/>
+            <wp:docPr id="160181791" name="Picture 1"/>
+            <wp:cNvGraphicFramePr>
+              <a:graphicFrameLocks xmlns:a="http://schemas.openxmlformats.org/drawingml/2006/main" noChangeAspect="1"/>
+            </wp:cNvGraphicFramePr>
+            <a:graphic xmlns:a="http://schemas.openxmlformats.org/drawingml/2006/main">
+              <a:graphicData uri="http://schemas.openxmlformats.org/drawingml/2006/picture">
+                <pic:pic xmlns:pic="http://schemas.openxmlformats.org/drawingml/2006/picture">
+                  <pic:nvPicPr>
+                    <pic:cNvPr id="160181791" name=""/>
+                    <pic:cNvPicPr/>
+                  </pic:nvPicPr>
+                  <pic:blipFill>
+                    <a:blip r:embed="rId7"/>
+                    <a:stretch>
+                      <a:fillRect/>
+                    </a:stretch>
+                  </pic:blipFill>
+                  <pic:spPr>
+                    <a:xfrm>
+                      <a:off x="0" y="0"/>
+                      <a:ext cx="4374867" cy="487623"/>
+                    </a:xfrm>
+                    <a:prstGeom prst="rect">
+                      <a:avLst/>
+                    </a:prstGeom>
+                  </pic:spPr>
+                </pic:pic>
+              </a:graphicData>
+            </a:graphic>
+          </wp:inline>
+        </w:drawing>
+      </w:r>
+    </w:p>
+    <w:p>
+      <w:pPr>
+        <w:pStyle w:val="ListParagraph"/>
+        <w:numPr>
+          <w:ilvl w:val="0"/>
+          <w:numId w:val="1"/>
+        </w:numPr>
+      </w:pPr>
+      <w:r>
+        <w:t>Di column harga</w:t>
+      </w:r>
+    </w:p>
+    <w:p>
+      <w:pPr>
+        <w:pStyle w:val="ListParagraph"/>
+        <w:numPr>
+          <w:ilvl w:val="0"/>
+          <w:numId w:val="1"/>
+        </w:numPr>
+      </w:pPr>
+      <w:r>
+        <w:t>=XLOOKUP([@[Kode Produk]],tblProduk[Kode Produk],tblProduk[Harga])</w:t>
+      </w:r>
+    </w:p>
+    <w:p>
+      <w:pPr>
+        <w:pStyle w:val="ListParagraph"/>
+        <w:numPr>
+          <w:ilvl w:val="0"/>
+          <w:numId w:val="1"/>
+        </w:numPr>
+      </w:pPr>
+      <w:r>
+        <w:drawing>
+          <wp:inline distT="0" distB="0" distL="0" distR="0" wp14:anchorId="78536D9C" wp14:editId="6A4C3873">
+            <wp:extent cx="4404116" cy="517726"/>
+            <wp:effectExtent l="0" t="0" r="0" b="0"/>
+            <wp:docPr id="549890382" name="Picture 1"/>
+            <wp:cNvGraphicFramePr>
+              <a:graphicFrameLocks xmlns:a="http://schemas.openxmlformats.org/drawingml/2006/main" noChangeAspect="1"/>
+            </wp:cNvGraphicFramePr>
+            <a:graphic xmlns:a="http://schemas.openxmlformats.org/drawingml/2006/main">
+              <a:graphicData uri="http://schemas.openxmlformats.org/drawingml/2006/picture">
+                <pic:pic xmlns:pic="http://schemas.openxmlformats.org/drawingml/2006/picture">
+                  <pic:nvPicPr>
+                    <pic:cNvPr id="549890382" name=""/>
+                    <pic:cNvPicPr/>
+                  </pic:nvPicPr>
+                  <pic:blipFill>
+                    <a:blip r:embed="rId8"/>
+                    <a:stretch>
+                      <a:fillRect/>
+                    </a:stretch>
+                  </pic:blipFill>
+                  <pic:spPr>
+                    <a:xfrm>
+                      <a:off x="0" y="0"/>
+                      <a:ext cx="4422829" cy="519926"/>
+                    </a:xfrm>
+                    <a:prstGeom prst="rect">
+                      <a:avLst/>
+                    </a:prstGeom>
+                  </pic:spPr>
+                </pic:pic>
+              </a:graphicData>
+            </a:graphic>
+          </wp:inline>
+        </w:drawing>
+      </w:r>
+      <w:r>
+        <w:br w:type="textWrapping" w:clear="all"/>
       </w:r>
     </w:p>
     <w:sectPr>
@@ -15,6 +365,127 @@
     </w:sectPr>
   </w:body>
 </w:document>
+</file>
+
+<file path=word/numbering.xml><?xml version="1.0" encoding="utf-8"?>
+<w:numbering xmlns:wpc="http://schemas.microsoft.com/office/word/2010/wordprocessingCanvas" xmlns:cx="http://schemas.microsoft.com/office/drawing/2014/chartex" xmlns:cx1="http://schemas.microsoft.com/office/drawing/2015/9/8/chartex" xmlns:cx2="http://schemas.microsoft.com/office/drawing/2015/10/21/chartex" xmlns:cx3="http://schemas.microsoft.com/office/drawing/2016/5/9/chartex" xmlns:cx4="http://schemas.microsoft.com/office/drawing/2016/5/10/chartex" xmlns:cx5="http://schemas.microsoft.com/office/drawing/2016/5/11/chartex" xmlns:cx6="http://schemas.microsoft.com/office/drawing/2016/5/12/chartex" xmlns:cx7="http://schemas.microsoft.com/office/drawing/2016/5/13/chartex" xmlns:cx8="http://schemas.microsoft.com/office/drawing/2016/5/14/chartex" xmlns:mc="http://schemas.openxmlformats.org/markup-compatibility/2006" xmlns:aink="http://schemas.microsoft.com/office/drawing/2016/ink" xmlns:am3d="http://schemas.microsoft.com/office/drawing/2017/model3d" xmlns:o="urn:schemas-microsoft-com:office:office" xmlns:oel="http://schemas.microsoft.com/office/2019/extlst" xmlns:r="http://schemas.openxmlformats.org/officeDocument/2006/relationships" xmlns:m="http://schemas.openxmlformats.org/officeDocument/2006/math" xmlns:v="urn:schemas-microsoft-com:vml" xmlns:wp14="http://schemas.microsoft.com/office/word/2010/wordprocessingDrawing" xmlns:wp="http://schemas.openxmlformats.org/drawingml/2006/wordprocessingDrawing" xmlns:w10="urn:schemas-microsoft-com:office:word" xmlns:w="http://schemas.openxmlformats.org/wordprocessingml/2006/main" xmlns:w14="http://schemas.microsoft.com/office/word/2010/wordml" xmlns:w15="http://schemas.microsoft.com/office/word/2012/wordml" xmlns:w16cex="http://schemas.microsoft.com/office/word/2018/wordml/cex" xmlns:w16cid="http://schemas.microsoft.com/office/word/2016/wordml/cid" xmlns:w16="http://schemas.microsoft.com/office/word/2018/wordml" xmlns:w16du="http://schemas.microsoft.com/office/word/2023/wordml/word16du" xmlns:w16sdtdh="http://schemas.microsoft.com/office/word/2020/wordml/sdtdatahash" xmlns:w16sdtfl="http://schemas.microsoft.com/office/word/2024/wordml/sdtformatlock" xmlns:w16se="http://schemas.microsoft.com/office/word/2015/wordml/symex" xmlns:wpg="http://schemas.microsoft.com/office/word/2010/wordprocessingGroup" xmlns:wpi="http://schemas.microsoft.com/office/word/2010/wordprocessingInk" xmlns:wne="http://schemas.microsoft.com/office/word/2006/wordml" xmlns:wps="http://schemas.microsoft.com/office/word/2010/wordprocessingShape" mc:Ignorable="w14 w15 w16se w16cid w16 w16cex w16sdtdh w16sdtfl w16du wp14">
+  <w:abstractNum w:abstractNumId="0" w15:restartNumberingAfterBreak="0">
+    <w:nsid w:val="69DD7F9B"/>
+    <w:multiLevelType w:val="hybridMultilevel"/>
+    <w:tmpl w:val="3788DB92"/>
+    <w:lvl w:ilvl="0" w:tplc="04090001">
+      <w:start w:val="1"/>
+      <w:numFmt w:val="bullet"/>
+      <w:lvlText w:val=""/>
+      <w:lvlJc w:val="left"/>
+      <w:pPr>
+        <w:ind w:left="720" w:hanging="360"/>
+      </w:pPr>
+      <w:rPr>
+        <w:rFonts w:ascii="Symbol" w:hAnsi="Symbol" w:hint="default"/>
+      </w:rPr>
+    </w:lvl>
+    <w:lvl w:ilvl="1" w:tplc="04090003" w:tentative="1">
+      <w:start w:val="1"/>
+      <w:numFmt w:val="bullet"/>
+      <w:lvlText w:val="o"/>
+      <w:lvlJc w:val="left"/>
+      <w:pPr>
+        <w:ind w:left="1440" w:hanging="360"/>
+      </w:pPr>
+      <w:rPr>
+        <w:rFonts w:ascii="Courier New" w:hAnsi="Courier New" w:cs="Courier New" w:hint="default"/>
+      </w:rPr>
+    </w:lvl>
+    <w:lvl w:ilvl="2" w:tplc="04090005" w:tentative="1">
+      <w:start w:val="1"/>
+      <w:numFmt w:val="bullet"/>
+      <w:lvlText w:val=""/>
+      <w:lvlJc w:val="left"/>
+      <w:pPr>
+        <w:ind w:left="2160" w:hanging="360"/>
+      </w:pPr>
+      <w:rPr>
+        <w:rFonts w:ascii="Wingdings" w:hAnsi="Wingdings" w:hint="default"/>
+      </w:rPr>
+    </w:lvl>
+    <w:lvl w:ilvl="3" w:tplc="04090001" w:tentative="1">
+      <w:start w:val="1"/>
+      <w:numFmt w:val="bullet"/>
+      <w:lvlText w:val=""/>
+      <w:lvlJc w:val="left"/>
+      <w:pPr>
+        <w:ind w:left="2880" w:hanging="360"/>
+      </w:pPr>
+      <w:rPr>
+        <w:rFonts w:ascii="Symbol" w:hAnsi="Symbol" w:hint="default"/>
+      </w:rPr>
+    </w:lvl>
+    <w:lvl w:ilvl="4" w:tplc="04090003" w:tentative="1">
+      <w:start w:val="1"/>
+      <w:numFmt w:val="bullet"/>
+      <w:lvlText w:val="o"/>
+      <w:lvlJc w:val="left"/>
+      <w:pPr>
+        <w:ind w:left="3600" w:hanging="360"/>
+      </w:pPr>
+      <w:rPr>
+        <w:rFonts w:ascii="Courier New" w:hAnsi="Courier New" w:cs="Courier New" w:hint="default"/>
+      </w:rPr>
+    </w:lvl>
+    <w:lvl w:ilvl="5" w:tplc="04090005" w:tentative="1">
+      <w:start w:val="1"/>
+      <w:numFmt w:val="bullet"/>
+      <w:lvlText w:val=""/>
+      <w:lvlJc w:val="left"/>
+      <w:pPr>
+        <w:ind w:left="4320" w:hanging="360"/>
+      </w:pPr>
+      <w:rPr>
+        <w:rFonts w:ascii="Wingdings" w:hAnsi="Wingdings" w:hint="default"/>
+      </w:rPr>
+    </w:lvl>
+    <w:lvl w:ilvl="6" w:tplc="04090001" w:tentative="1">
+      <w:start w:val="1"/>
+      <w:numFmt w:val="bullet"/>
+      <w:lvlText w:val=""/>
+      <w:lvlJc w:val="left"/>
+      <w:pPr>
+        <w:ind w:left="5040" w:hanging="360"/>
+      </w:pPr>
+      <w:rPr>
+        <w:rFonts w:ascii="Symbol" w:hAnsi="Symbol" w:hint="default"/>
+      </w:rPr>
+    </w:lvl>
+    <w:lvl w:ilvl="7" w:tplc="04090003" w:tentative="1">
+      <w:start w:val="1"/>
+      <w:numFmt w:val="bullet"/>
+      <w:lvlText w:val="o"/>
+      <w:lvlJc w:val="left"/>
+      <w:pPr>
+        <w:ind w:left="5760" w:hanging="360"/>
+      </w:pPr>
+      <w:rPr>
+        <w:rFonts w:ascii="Courier New" w:hAnsi="Courier New" w:cs="Courier New" w:hint="default"/>
+      </w:rPr>
+    </w:lvl>
+    <w:lvl w:ilvl="8" w:tplc="04090005" w:tentative="1">
+      <w:start w:val="1"/>
+      <w:numFmt w:val="bullet"/>
+      <w:lvlText w:val=""/>
+      <w:lvlJc w:val="left"/>
+      <w:pPr>
+        <w:ind w:left="6480" w:hanging="360"/>
+      </w:pPr>
+      <w:rPr>
+        <w:rFonts w:ascii="Wingdings" w:hAnsi="Wingdings" w:hint="default"/>
+      </w:rPr>
+    </w:lvl>
+  </w:abstractNum>
+  <w:num w:numId="1" w16cid:durableId="845171435">
+    <w:abstractNumId w:val="0"/>
+  </w:num>
+</w:numbering>
 </file>
 
 <file path=word/styles.xml><?xml version="1.0" encoding="utf-8"?>

--- a/Rangkuman.docx
+++ b/Rangkuman.docx
@@ -53,8 +53,11 @@
         </w:numPr>
       </w:pPr>
       <w:r>
+        <w:rPr>
+          <w:noProof/>
+        </w:rPr>
         <w:drawing>
-          <wp:anchor distT="0" distB="0" distL="114300" distR="114300" simplePos="0" relativeHeight="251658240" behindDoc="0" locked="0" layoutInCell="1" allowOverlap="1" wp14:anchorId="38C58B95" wp14:editId="0270B63E">
+          <wp:anchor distT="0" distB="0" distL="114300" distR="114300" simplePos="0" relativeHeight="251658240" behindDoc="0" locked="0" layoutInCell="1" allowOverlap="1" wp14:anchorId="38C58B95" wp14:editId="72DC8D9F">
             <wp:simplePos x="0" y="0"/>
             <wp:positionH relativeFrom="column">
               <wp:posOffset>404202</wp:posOffset>
@@ -159,10 +162,6 @@
     <w:p>
       <w:pPr>
         <w:pStyle w:val="ListParagraph"/>
-        <w:numPr>
-          <w:ilvl w:val="0"/>
-          <w:numId w:val="1"/>
-        </w:numPr>
       </w:pPr>
       <w:r>
         <w:t>=XLOOKUP([@[Kode Produk]],tblProduk[Kode Produk],tblProduk[Produk],"")</w:t>
@@ -171,12 +170,11 @@
     <w:p>
       <w:pPr>
         <w:pStyle w:val="ListParagraph"/>
-        <w:numPr>
-          <w:ilvl w:val="0"/>
-          <w:numId w:val="1"/>
-        </w:numPr>
-      </w:pPr>
-      <w:r>
+      </w:pPr>
+      <w:r>
+        <w:rPr>
+          <w:noProof/>
+        </w:rPr>
         <w:drawing>
           <wp:inline distT="0" distB="0" distL="0" distR="0" wp14:anchorId="0F885372" wp14:editId="3290C88F">
             <wp:extent cx="4245960" cy="536332"/>
@@ -229,10 +227,6 @@
     <w:p>
       <w:pPr>
         <w:pStyle w:val="ListParagraph"/>
-        <w:numPr>
-          <w:ilvl w:val="0"/>
-          <w:numId w:val="1"/>
-        </w:numPr>
       </w:pPr>
       <w:r>
         <w:t>=XLOOKUP([@[Kode Produk]],tblProduk[kode Produk],tblProduk[Kategori])</w:t>
@@ -241,12 +235,11 @@
     <w:p>
       <w:pPr>
         <w:pStyle w:val="ListParagraph"/>
-        <w:numPr>
-          <w:ilvl w:val="0"/>
-          <w:numId w:val="1"/>
-        </w:numPr>
-      </w:pPr>
-      <w:r>
+      </w:pPr>
+      <w:r>
+        <w:rPr>
+          <w:noProof/>
+        </w:rPr>
         <w:drawing>
           <wp:inline distT="0" distB="0" distL="0" distR="0" wp14:anchorId="7F729C6C" wp14:editId="53783AD7">
             <wp:extent cx="4325080" cy="482074"/>
@@ -299,10 +292,6 @@
     <w:p>
       <w:pPr>
         <w:pStyle w:val="ListParagraph"/>
-        <w:numPr>
-          <w:ilvl w:val="0"/>
-          <w:numId w:val="1"/>
-        </w:numPr>
       </w:pPr>
       <w:r>
         <w:t>=XLOOKUP([@[Kode Produk]],tblProduk[Kode Produk],tblProduk[Harga])</w:t>
@@ -311,12 +300,11 @@
     <w:p>
       <w:pPr>
         <w:pStyle w:val="ListParagraph"/>
-        <w:numPr>
-          <w:ilvl w:val="0"/>
-          <w:numId w:val="1"/>
-        </w:numPr>
-      </w:pPr>
-      <w:r>
+      </w:pPr>
+      <w:r>
+        <w:rPr>
+          <w:noProof/>
+        </w:rPr>
         <w:drawing>
           <wp:inline distT="0" distB="0" distL="0" distR="0" wp14:anchorId="78536D9C" wp14:editId="6A4C3873">
             <wp:extent cx="4404116" cy="517726"/>
@@ -353,10 +341,53 @@
           </wp:inline>
         </w:drawing>
       </w:r>
-      <w:r>
-        <w:br w:type="textWrapping" w:clear="all"/>
-      </w:r>
-    </w:p>
+    </w:p>
+    <w:p>
+      <w:r>
+        <w:t>8.Rumus pada Total</w:t>
+      </w:r>
+    </w:p>
+    <w:p>
+      <w:pPr>
+        <w:pStyle w:val="ListParagraph"/>
+        <w:numPr>
+          <w:ilvl w:val="0"/>
+          <w:numId w:val="1"/>
+        </w:numPr>
+      </w:pPr>
+      <w:r>
+        <w:t>Kalau Make Tabel (Tanpa Range)</w:t>
+      </w:r>
+    </w:p>
+    <w:p>
+      <w:pPr>
+        <w:pStyle w:val="ListParagraph"/>
+      </w:pPr>
+      <w:r>
+        <w:t>=[@Harga]*[@Qty]-[@Diskon]</w:t>
+      </w:r>
+    </w:p>
+    <w:p>
+      <w:pPr>
+        <w:pStyle w:val="ListParagraph"/>
+        <w:numPr>
+          <w:ilvl w:val="0"/>
+          <w:numId w:val="1"/>
+        </w:numPr>
+      </w:pPr>
+      <w:r>
+        <w:t>Kalau Make Range</w:t>
+      </w:r>
+    </w:p>
+    <w:p>
+      <w:pPr>
+        <w:pStyle w:val="ListParagraph"/>
+      </w:pPr>
+      <w:r>
+        <w:t>=column harga * column qty – column diskon</w:t>
+      </w:r>
+    </w:p>
+    <w:p/>
     <w:sectPr>
       <w:pgSz w:w="11906" w:h="16838" w:code="9"/>
       <w:pgMar w:top="720" w:right="720" w:bottom="720" w:left="720" w:header="720" w:footer="720" w:gutter="0"/>
@@ -372,7 +403,7 @@
   <w:abstractNum w:abstractNumId="0" w15:restartNumberingAfterBreak="0">
     <w:nsid w:val="69DD7F9B"/>
     <w:multiLevelType w:val="hybridMultilevel"/>
-    <w:tmpl w:val="3788DB92"/>
+    <w:tmpl w:val="3BDE0272"/>
     <w:lvl w:ilvl="0" w:tplc="04090001">
       <w:start w:val="1"/>
       <w:numFmt w:val="bullet"/>
@@ -1092,7 +1123,6 @@
   <w:style w:type="character" w:default="1" w:styleId="DefaultParagraphFont">
     <w:name w:val="Default Paragraph Font"/>
     <w:uiPriority w:val="1"/>
-    <w:semiHidden/>
     <w:unhideWhenUsed/>
   </w:style>
   <w:style w:type="table" w:default="1" w:styleId="TableNormal">

--- a/Rangkuman.docx
+++ b/Rangkuman.docx
@@ -344,7 +344,10 @@
     </w:p>
     <w:p>
       <w:r>
-        <w:t>8.Rumus pada Total</w:t>
+        <w:t>8</w:t>
+      </w:r>
+      <w:r>
+        <w:t>.rumus mengganti IDR dan Tanggal</w:t>
       </w:r>
     </w:p>
     <w:p>
@@ -356,7 +359,19 @@
         </w:numPr>
       </w:pPr>
       <w:r>
-        <w:t>Kalau Make Tabel (Tanpa Range)</w:t>
+        <w:t xml:space="preserve">Block sel column </w:t>
+      </w:r>
+      <w:r>
+        <w:sym w:font="Wingdings" w:char="F0E0"/>
+      </w:r>
+      <w:r>
+        <w:t xml:space="preserve">menu Home </w:t>
+      </w:r>
+      <w:r>
+        <w:sym w:font="Wingdings" w:char="F0E0"/>
+      </w:r>
+      <w:r>
+        <w:t xml:space="preserve">klik bawah yg general bagian Number </w:t>
       </w:r>
     </w:p>
     <w:p>
@@ -364,7 +379,18 @@
         <w:pStyle w:val="ListParagraph"/>
       </w:pPr>
       <w:r>
-        <w:t>=[@Harga]*[@Qty]-[@Diskon]</w:t>
+        <w:sym w:font="Wingdings" w:char="F0E0"/>
+      </w:r>
+      <w:r>
+        <w:t>pilih sesuai kebutuhan jika currency pilih idr dan decimal places 0</w:t>
+      </w:r>
+    </w:p>
+    <w:p>
+      <w:r>
+        <w:t>9</w:t>
+      </w:r>
+      <w:r>
+        <w:t>.Rumus pada Total</w:t>
       </w:r>
     </w:p>
     <w:p>
@@ -376,6 +402,26 @@
         </w:numPr>
       </w:pPr>
       <w:r>
+        <w:t>Kalau Make Tabel (Tanpa Range)</w:t>
+      </w:r>
+    </w:p>
+    <w:p>
+      <w:pPr>
+        <w:pStyle w:val="ListParagraph"/>
+      </w:pPr>
+      <w:r>
+        <w:t>=[@Harga]*[@Qty]-[@Diskon]</w:t>
+      </w:r>
+    </w:p>
+    <w:p>
+      <w:pPr>
+        <w:pStyle w:val="ListParagraph"/>
+        <w:numPr>
+          <w:ilvl w:val="0"/>
+          <w:numId w:val="1"/>
+        </w:numPr>
+      </w:pPr>
+      <w:r>
         <w:t>Kalau Make Range</w:t>
       </w:r>
     </w:p>
@@ -385,6 +431,29 @@
       </w:pPr>
       <w:r>
         <w:t>=column harga * column qty – column diskon</w:t>
+      </w:r>
+    </w:p>
+    <w:p>
+      <w:r>
+        <w:t>10.Rumus total penjualan</w:t>
+      </w:r>
+    </w:p>
+    <w:p>
+      <w:pPr>
+        <w:pStyle w:val="ListParagraph"/>
+        <w:numPr>
+          <w:ilvl w:val="0"/>
+          <w:numId w:val="1"/>
+        </w:numPr>
+      </w:pPr>
+      <w:r>
+        <w:t>=SUM(namatabel (setelah di ctrl+T)</w:t>
+      </w:r>
+      <w:r>
+        <w:t>[Total]</w:t>
+      </w:r>
+      <w:r>
+        <w:t>)</w:t>
       </w:r>
     </w:p>
     <w:p/>
@@ -403,7 +472,7 @@
   <w:abstractNum w:abstractNumId="0" w15:restartNumberingAfterBreak="0">
     <w:nsid w:val="69DD7F9B"/>
     <w:multiLevelType w:val="hybridMultilevel"/>
-    <w:tmpl w:val="3BDE0272"/>
+    <w:tmpl w:val="4C0CF20E"/>
     <w:lvl w:ilvl="0" w:tplc="04090001">
       <w:start w:val="1"/>
       <w:numFmt w:val="bullet"/>
